--- a/Classess/week1/first_week assessment.docx
+++ b/Classess/week1/first_week assessment.docx
@@ -2358,7 +2358,21 @@
           <w:b/>
           <w:bCs/>
         </w:rPr>
-        <w:t>ssh_config</w:t>
+        <w:t>ssh</w:t>
+      </w:r>
+      <w:r>
+        <w:rPr>
+          <w:b/>
+          <w:bCs/>
+        </w:rPr>
+        <w:t>d</w:t>
+      </w:r>
+      <w:r>
+        <w:rPr>
+          <w:b/>
+          <w:bCs/>
+        </w:rPr>
+        <w:t>_config</w:t>
       </w:r>
       <w:proofErr w:type="spellEnd"/>
     </w:p>
